--- a/docs/glossary.docx
+++ b/docs/glossary.docx
@@ -264,39 +264,1214 @@
     </w:p>
     <w:p>
       <w:pPr>
-        <w:pStyle w:val="defTr"/>
-        <w:spacing w:after="200"/>
+        <w:pStyle w:val="secSub"/>
       </w:pPr>
       <w:r>
         <w:rPr>
           <w:i/>
           <w:iCs/>
           <w:color w:val="5E6862"/>
+          <w:sz w:val="20"/>
+          <w:szCs w:val="20"/>
+        </w:rPr>
+        <w:t xml:space="preserve">Contents</w:t>
+      </w:r>
+    </w:p>
+    <w:tbl>
+      <w:tblPr>
+        <w:tblW w:type="dxa" w:w="9638"/>
+        <w:tblBorders>
+          <w:top w:val="single" w:color="C4CCC1" w:sz="4"/>
+          <w:left w:val="none" w:color="FFFFFF" w:sz="0"/>
+          <w:bottom w:val="single" w:color="C4CCC1" w:sz="4"/>
+          <w:right w:val="none" w:color="FFFFFF" w:sz="0"/>
+          <w:insideH w:val="single" w:color="E2E7DF" w:sz="2"/>
+          <w:insideV w:val="none" w:color="FFFFFF" w:sz="0"/>
+        </w:tblBorders>
+      </w:tblPr>
+      <w:tblGrid>
+        <w:gridCol w:w="3000"/>
+        <w:gridCol w:w="5638"/>
+        <w:gridCol w:w="1000"/>
+      </w:tblGrid>
+      <w:tr>
+        <w:tc>
+          <w:tcPr>
+            <w:tcW w:type="dxa" w:w="3000"/>
+            <w:tcMar>
+              <w:top w:type="dxa" w:w="90"/>
+              <w:left w:type="dxa" w:w="130"/>
+              <w:bottom w:type="dxa" w:w="90"/>
+              <w:right w:type="dxa" w:w="130"/>
+            </w:tcMar>
+            <w:vAlign w:val="center"/>
+          </w:tcPr>
+          <w:p>
+            <w:pPr>
+              <w:spacing w:after="0"/>
+            </w:pPr>
+            <w:r>
+              <w:rPr>
+                <w:b/>
+                <w:bCs/>
+                <w:color w:val="1B2320"/>
+                <w:sz w:val="21"/>
+                <w:szCs w:val="21"/>
+              </w:rPr>
+              <w:t xml:space="preserve">Temel kavramlar</w:t>
+            </w:r>
+          </w:p>
+        </w:tc>
+        <w:tc>
+          <w:tcPr>
+            <w:tcW w:type="dxa" w:w="5638"/>
+            <w:tcMar>
+              <w:top w:type="dxa" w:w="90"/>
+              <w:left w:type="dxa" w:w="130"/>
+              <w:bottom w:type="dxa" w:w="90"/>
+              <w:right w:type="dxa" w:w="130"/>
+            </w:tcMar>
+            <w:vAlign w:val="center"/>
+          </w:tcPr>
+          <w:p>
+            <w:pPr>
+              <w:spacing w:after="0"/>
+            </w:pPr>
+            <w:r>
+              <w:rPr>
+                <w:i/>
+                <w:iCs/>
+                <w:color w:val="5E6862"/>
+                <w:sz w:val="19"/>
+                <w:szCs w:val="19"/>
+              </w:rPr>
+              <w:t xml:space="preserve">Core concepts</w:t>
+            </w:r>
+          </w:p>
+        </w:tc>
+        <w:tc>
+          <w:tcPr>
+            <w:tcW w:type="dxa" w:w="1000"/>
+            <w:tcMar>
+              <w:top w:type="dxa" w:w="90"/>
+              <w:left w:type="dxa" w:w="130"/>
+              <w:bottom w:type="dxa" w:w="90"/>
+              <w:right w:type="dxa" w:w="130"/>
+            </w:tcMar>
+            <w:vAlign w:val="center"/>
+          </w:tcPr>
+          <w:p>
+            <w:pPr>
+              <w:spacing w:after="0"/>
+              <w:jc w:val="right"/>
+            </w:pPr>
+            <w:r>
+              <w:rPr>
+                <w:rFonts w:ascii="Consolas" w:cs="Consolas" w:eastAsia="Consolas" w:hAnsi="Consolas"/>
+                <w:color w:val="5E6862"/>
+                <w:sz w:val="18"/>
+                <w:szCs w:val="18"/>
+              </w:rPr>
+              <w:t xml:space="preserve">21</w:t>
+            </w:r>
+          </w:p>
+        </w:tc>
+      </w:tr>
+      <w:tr>
+        <w:tc>
+          <w:tcPr>
+            <w:tcW w:type="dxa" w:w="3000"/>
+            <w:tcMar>
+              <w:top w:type="dxa" w:w="90"/>
+              <w:left w:type="dxa" w:w="130"/>
+              <w:bottom w:type="dxa" w:w="90"/>
+              <w:right w:type="dxa" w:w="130"/>
+            </w:tcMar>
+            <w:vAlign w:val="center"/>
+          </w:tcPr>
+          <w:p>
+            <w:pPr>
+              <w:spacing w:after="0"/>
+            </w:pPr>
+            <w:r>
+              <w:rPr>
+                <w:b/>
+                <w:bCs/>
+                <w:color w:val="1B2320"/>
+                <w:sz w:val="21"/>
+                <w:szCs w:val="21"/>
+              </w:rPr>
+              <w:t xml:space="preserve">Terraform &amp; altyapı kodu</w:t>
+            </w:r>
+          </w:p>
+        </w:tc>
+        <w:tc>
+          <w:tcPr>
+            <w:tcW w:type="dxa" w:w="5638"/>
+            <w:tcMar>
+              <w:top w:type="dxa" w:w="90"/>
+              <w:left w:type="dxa" w:w="130"/>
+              <w:bottom w:type="dxa" w:w="90"/>
+              <w:right w:type="dxa" w:w="130"/>
+            </w:tcMar>
+            <w:vAlign w:val="center"/>
+          </w:tcPr>
+          <w:p>
+            <w:pPr>
+              <w:spacing w:after="0"/>
+            </w:pPr>
+            <w:r>
+              <w:rPr>
+                <w:i/>
+                <w:iCs/>
+                <w:color w:val="5E6862"/>
+                <w:sz w:val="19"/>
+                <w:szCs w:val="19"/>
+              </w:rPr>
+              <w:t xml:space="preserve">Terraform &amp; infrastructure as code</w:t>
+            </w:r>
+          </w:p>
+        </w:tc>
+        <w:tc>
+          <w:tcPr>
+            <w:tcW w:type="dxa" w:w="1000"/>
+            <w:tcMar>
+              <w:top w:type="dxa" w:w="90"/>
+              <w:left w:type="dxa" w:w="130"/>
+              <w:bottom w:type="dxa" w:w="90"/>
+              <w:right w:type="dxa" w:w="130"/>
+            </w:tcMar>
+            <w:vAlign w:val="center"/>
+          </w:tcPr>
+          <w:p>
+            <w:pPr>
+              <w:spacing w:after="0"/>
+              <w:jc w:val="right"/>
+            </w:pPr>
+            <w:r>
+              <w:rPr>
+                <w:rFonts w:ascii="Consolas" w:cs="Consolas" w:eastAsia="Consolas" w:hAnsi="Consolas"/>
+                <w:color w:val="5E6862"/>
+                <w:sz w:val="18"/>
+                <w:szCs w:val="18"/>
+              </w:rPr>
+              <w:t xml:space="preserve">23</w:t>
+            </w:r>
+          </w:p>
+        </w:tc>
+      </w:tr>
+      <w:tr>
+        <w:tc>
+          <w:tcPr>
+            <w:tcW w:type="dxa" w:w="3000"/>
+            <w:tcMar>
+              <w:top w:type="dxa" w:w="90"/>
+              <w:left w:type="dxa" w:w="130"/>
+              <w:bottom w:type="dxa" w:w="90"/>
+              <w:right w:type="dxa" w:w="130"/>
+            </w:tcMar>
+            <w:vAlign w:val="center"/>
+          </w:tcPr>
+          <w:p>
+            <w:pPr>
+              <w:spacing w:after="0"/>
+            </w:pPr>
+            <w:r>
+              <w:rPr>
+                <w:b/>
+                <w:bCs/>
+                <w:color w:val="1B2320"/>
+                <w:sz w:val="21"/>
+                <w:szCs w:val="21"/>
+              </w:rPr>
+              <w:t xml:space="preserve">Bulut &amp; depolama</w:t>
+            </w:r>
+          </w:p>
+        </w:tc>
+        <w:tc>
+          <w:tcPr>
+            <w:tcW w:type="dxa" w:w="5638"/>
+            <w:tcMar>
+              <w:top w:type="dxa" w:w="90"/>
+              <w:left w:type="dxa" w:w="130"/>
+              <w:bottom w:type="dxa" w:w="90"/>
+              <w:right w:type="dxa" w:w="130"/>
+            </w:tcMar>
+            <w:vAlign w:val="center"/>
+          </w:tcPr>
+          <w:p>
+            <w:pPr>
+              <w:spacing w:after="0"/>
+            </w:pPr>
+            <w:r>
+              <w:rPr>
+                <w:i/>
+                <w:iCs/>
+                <w:color w:val="5E6862"/>
+                <w:sz w:val="19"/>
+                <w:szCs w:val="19"/>
+              </w:rPr>
+              <w:t xml:space="preserve">Cloud &amp; storage</w:t>
+            </w:r>
+          </w:p>
+        </w:tc>
+        <w:tc>
+          <w:tcPr>
+            <w:tcW w:type="dxa" w:w="1000"/>
+            <w:tcMar>
+              <w:top w:type="dxa" w:w="90"/>
+              <w:left w:type="dxa" w:w="130"/>
+              <w:bottom w:type="dxa" w:w="90"/>
+              <w:right w:type="dxa" w:w="130"/>
+            </w:tcMar>
+            <w:vAlign w:val="center"/>
+          </w:tcPr>
+          <w:p>
+            <w:pPr>
+              <w:spacing w:after="0"/>
+              <w:jc w:val="right"/>
+            </w:pPr>
+            <w:r>
+              <w:rPr>
+                <w:rFonts w:ascii="Consolas" w:cs="Consolas" w:eastAsia="Consolas" w:hAnsi="Consolas"/>
+                <w:color w:val="5E6862"/>
+                <w:sz w:val="18"/>
+                <w:szCs w:val="18"/>
+              </w:rPr>
+              <w:t xml:space="preserve">12</w:t>
+            </w:r>
+          </w:p>
+        </w:tc>
+      </w:tr>
+      <w:tr>
+        <w:tc>
+          <w:tcPr>
+            <w:tcW w:type="dxa" w:w="3000"/>
+            <w:tcMar>
+              <w:top w:type="dxa" w:w="90"/>
+              <w:left w:type="dxa" w:w="130"/>
+              <w:bottom w:type="dxa" w:w="90"/>
+              <w:right w:type="dxa" w:w="130"/>
+            </w:tcMar>
+            <w:vAlign w:val="center"/>
+          </w:tcPr>
+          <w:p>
+            <w:pPr>
+              <w:spacing w:after="0"/>
+            </w:pPr>
+            <w:r>
+              <w:rPr>
+                <w:b/>
+                <w:bCs/>
+                <w:color w:val="1B2320"/>
+                <w:sz w:val="21"/>
+                <w:szCs w:val="21"/>
+              </w:rPr>
+              <w:t xml:space="preserve">Kubernetes &amp; K3s</w:t>
+            </w:r>
+          </w:p>
+        </w:tc>
+        <w:tc>
+          <w:tcPr>
+            <w:tcW w:type="dxa" w:w="5638"/>
+            <w:tcMar>
+              <w:top w:type="dxa" w:w="90"/>
+              <w:left w:type="dxa" w:w="130"/>
+              <w:bottom w:type="dxa" w:w="90"/>
+              <w:right w:type="dxa" w:w="130"/>
+            </w:tcMar>
+            <w:vAlign w:val="center"/>
+          </w:tcPr>
+          <w:p>
+            <w:pPr>
+              <w:spacing w:after="0"/>
+            </w:pPr>
+            <w:r>
+              <w:rPr>
+                <w:i/>
+                <w:iCs/>
+                <w:color w:val="5E6862"/>
+                <w:sz w:val="19"/>
+                <w:szCs w:val="19"/>
+              </w:rPr>
+              <w:t xml:space="preserve">Kubernetes &amp; K3s</w:t>
+            </w:r>
+          </w:p>
+        </w:tc>
+        <w:tc>
+          <w:tcPr>
+            <w:tcW w:type="dxa" w:w="1000"/>
+            <w:tcMar>
+              <w:top w:type="dxa" w:w="90"/>
+              <w:left w:type="dxa" w:w="130"/>
+              <w:bottom w:type="dxa" w:w="90"/>
+              <w:right w:type="dxa" w:w="130"/>
+            </w:tcMar>
+            <w:vAlign w:val="center"/>
+          </w:tcPr>
+          <w:p>
+            <w:pPr>
+              <w:spacing w:after="0"/>
+              <w:jc w:val="right"/>
+            </w:pPr>
+            <w:r>
+              <w:rPr>
+                <w:rFonts w:ascii="Consolas" w:cs="Consolas" w:eastAsia="Consolas" w:hAnsi="Consolas"/>
+                <w:color w:val="5E6862"/>
+                <w:sz w:val="18"/>
+                <w:szCs w:val="18"/>
+              </w:rPr>
+              <w:t xml:space="preserve">33</w:t>
+            </w:r>
+          </w:p>
+        </w:tc>
+      </w:tr>
+      <w:tr>
+        <w:tc>
+          <w:tcPr>
+            <w:tcW w:type="dxa" w:w="3000"/>
+            <w:tcMar>
+              <w:top w:type="dxa" w:w="90"/>
+              <w:left w:type="dxa" w:w="130"/>
+              <w:bottom w:type="dxa" w:w="90"/>
+              <w:right w:type="dxa" w:w="130"/>
+            </w:tcMar>
+            <w:vAlign w:val="center"/>
+          </w:tcPr>
+          <w:p>
+            <w:pPr>
+              <w:spacing w:after="0"/>
+            </w:pPr>
+            <w:r>
+              <w:rPr>
+                <w:b/>
+                <w:bCs/>
+                <w:color w:val="1B2320"/>
+                <w:sz w:val="21"/>
+                <w:szCs w:val="21"/>
+              </w:rPr>
+              <w:t xml:space="preserve">GitOps &amp; CI/CD</w:t>
+            </w:r>
+          </w:p>
+        </w:tc>
+        <w:tc>
+          <w:tcPr>
+            <w:tcW w:type="dxa" w:w="5638"/>
+            <w:tcMar>
+              <w:top w:type="dxa" w:w="90"/>
+              <w:left w:type="dxa" w:w="130"/>
+              <w:bottom w:type="dxa" w:w="90"/>
+              <w:right w:type="dxa" w:w="130"/>
+            </w:tcMar>
+            <w:vAlign w:val="center"/>
+          </w:tcPr>
+          <w:p>
+            <w:pPr>
+              <w:spacing w:after="0"/>
+            </w:pPr>
+            <w:r>
+              <w:rPr>
+                <w:i/>
+                <w:iCs/>
+                <w:color w:val="5E6862"/>
+                <w:sz w:val="19"/>
+                <w:szCs w:val="19"/>
+              </w:rPr>
+              <w:t xml:space="preserve">GitOps &amp; CI/CD</w:t>
+            </w:r>
+          </w:p>
+        </w:tc>
+        <w:tc>
+          <w:tcPr>
+            <w:tcW w:type="dxa" w:w="1000"/>
+            <w:tcMar>
+              <w:top w:type="dxa" w:w="90"/>
+              <w:left w:type="dxa" w:w="130"/>
+              <w:bottom w:type="dxa" w:w="90"/>
+              <w:right w:type="dxa" w:w="130"/>
+            </w:tcMar>
+            <w:vAlign w:val="center"/>
+          </w:tcPr>
+          <w:p>
+            <w:pPr>
+              <w:spacing w:after="0"/>
+              <w:jc w:val="right"/>
+            </w:pPr>
+            <w:r>
+              <w:rPr>
+                <w:rFonts w:ascii="Consolas" w:cs="Consolas" w:eastAsia="Consolas" w:hAnsi="Consolas"/>
+                <w:color w:val="5E6862"/>
+                <w:sz w:val="18"/>
+                <w:szCs w:val="18"/>
+              </w:rPr>
+              <w:t xml:space="preserve">24</w:t>
+            </w:r>
+          </w:p>
+        </w:tc>
+      </w:tr>
+      <w:tr>
+        <w:tc>
+          <w:tcPr>
+            <w:tcW w:type="dxa" w:w="3000"/>
+            <w:tcMar>
+              <w:top w:type="dxa" w:w="90"/>
+              <w:left w:type="dxa" w:w="130"/>
+              <w:bottom w:type="dxa" w:w="90"/>
+              <w:right w:type="dxa" w:w="130"/>
+            </w:tcMar>
+            <w:vAlign w:val="center"/>
+          </w:tcPr>
+          <w:p>
+            <w:pPr>
+              <w:spacing w:after="0"/>
+            </w:pPr>
+            <w:r>
+              <w:rPr>
+                <w:b/>
+                <w:bCs/>
+                <w:color w:val="1B2320"/>
+                <w:sz w:val="21"/>
+                <w:szCs w:val="21"/>
+              </w:rPr>
+              <w:t xml:space="preserve">Güvenlik &amp; kimlik</w:t>
+            </w:r>
+          </w:p>
+        </w:tc>
+        <w:tc>
+          <w:tcPr>
+            <w:tcW w:type="dxa" w:w="5638"/>
+            <w:tcMar>
+              <w:top w:type="dxa" w:w="90"/>
+              <w:left w:type="dxa" w:w="130"/>
+              <w:bottom w:type="dxa" w:w="90"/>
+              <w:right w:type="dxa" w:w="130"/>
+            </w:tcMar>
+            <w:vAlign w:val="center"/>
+          </w:tcPr>
+          <w:p>
+            <w:pPr>
+              <w:spacing w:after="0"/>
+            </w:pPr>
+            <w:r>
+              <w:rPr>
+                <w:i/>
+                <w:iCs/>
+                <w:color w:val="5E6862"/>
+                <w:sz w:val="19"/>
+                <w:szCs w:val="19"/>
+              </w:rPr>
+              <w:t xml:space="preserve">Security &amp; identity</w:t>
+            </w:r>
+          </w:p>
+        </w:tc>
+        <w:tc>
+          <w:tcPr>
+            <w:tcW w:type="dxa" w:w="1000"/>
+            <w:tcMar>
+              <w:top w:type="dxa" w:w="90"/>
+              <w:left w:type="dxa" w:w="130"/>
+              <w:bottom w:type="dxa" w:w="90"/>
+              <w:right w:type="dxa" w:w="130"/>
+            </w:tcMar>
+            <w:vAlign w:val="center"/>
+          </w:tcPr>
+          <w:p>
+            <w:pPr>
+              <w:spacing w:after="0"/>
+              <w:jc w:val="right"/>
+            </w:pPr>
+            <w:r>
+              <w:rPr>
+                <w:rFonts w:ascii="Consolas" w:cs="Consolas" w:eastAsia="Consolas" w:hAnsi="Consolas"/>
+                <w:color w:val="5E6862"/>
+                <w:sz w:val="18"/>
+                <w:szCs w:val="18"/>
+              </w:rPr>
+              <w:t xml:space="preserve">32</w:t>
+            </w:r>
+          </w:p>
+        </w:tc>
+      </w:tr>
+      <w:tr>
+        <w:tc>
+          <w:tcPr>
+            <w:tcW w:type="dxa" w:w="3000"/>
+            <w:tcMar>
+              <w:top w:type="dxa" w:w="90"/>
+              <w:left w:type="dxa" w:w="130"/>
+              <w:bottom w:type="dxa" w:w="90"/>
+              <w:right w:type="dxa" w:w="130"/>
+            </w:tcMar>
+            <w:vAlign w:val="center"/>
+          </w:tcPr>
+          <w:p>
+            <w:pPr>
+              <w:spacing w:after="0"/>
+            </w:pPr>
+            <w:r>
+              <w:rPr>
+                <w:b/>
+                <w:bCs/>
+                <w:color w:val="1B2320"/>
+                <w:sz w:val="21"/>
+                <w:szCs w:val="21"/>
+              </w:rPr>
+              <w:t xml:space="preserve">Ağ &amp; edge</w:t>
+            </w:r>
+          </w:p>
+        </w:tc>
+        <w:tc>
+          <w:tcPr>
+            <w:tcW w:type="dxa" w:w="5638"/>
+            <w:tcMar>
+              <w:top w:type="dxa" w:w="90"/>
+              <w:left w:type="dxa" w:w="130"/>
+              <w:bottom w:type="dxa" w:w="90"/>
+              <w:right w:type="dxa" w:w="130"/>
+            </w:tcMar>
+            <w:vAlign w:val="center"/>
+          </w:tcPr>
+          <w:p>
+            <w:pPr>
+              <w:spacing w:after="0"/>
+            </w:pPr>
+            <w:r>
+              <w:rPr>
+                <w:i/>
+                <w:iCs/>
+                <w:color w:val="5E6862"/>
+                <w:sz w:val="19"/>
+                <w:szCs w:val="19"/>
+              </w:rPr>
+              <w:t xml:space="preserve">Network &amp; edge</w:t>
+            </w:r>
+          </w:p>
+        </w:tc>
+        <w:tc>
+          <w:tcPr>
+            <w:tcW w:type="dxa" w:w="1000"/>
+            <w:tcMar>
+              <w:top w:type="dxa" w:w="90"/>
+              <w:left w:type="dxa" w:w="130"/>
+              <w:bottom w:type="dxa" w:w="90"/>
+              <w:right w:type="dxa" w:w="130"/>
+            </w:tcMar>
+            <w:vAlign w:val="center"/>
+          </w:tcPr>
+          <w:p>
+            <w:pPr>
+              <w:spacing w:after="0"/>
+              <w:jc w:val="right"/>
+            </w:pPr>
+            <w:r>
+              <w:rPr>
+                <w:rFonts w:ascii="Consolas" w:cs="Consolas" w:eastAsia="Consolas" w:hAnsi="Consolas"/>
+                <w:color w:val="5E6862"/>
+                <w:sz w:val="18"/>
+                <w:szCs w:val="18"/>
+              </w:rPr>
+              <w:t xml:space="preserve">16</w:t>
+            </w:r>
+          </w:p>
+        </w:tc>
+      </w:tr>
+      <w:tr>
+        <w:tc>
+          <w:tcPr>
+            <w:tcW w:type="dxa" w:w="3000"/>
+            <w:tcMar>
+              <w:top w:type="dxa" w:w="90"/>
+              <w:left w:type="dxa" w:w="130"/>
+              <w:bottom w:type="dxa" w:w="90"/>
+              <w:right w:type="dxa" w:w="130"/>
+            </w:tcMar>
+            <w:vAlign w:val="center"/>
+          </w:tcPr>
+          <w:p>
+            <w:pPr>
+              <w:spacing w:after="0"/>
+            </w:pPr>
+            <w:r>
+              <w:rPr>
+                <w:b/>
+                <w:bCs/>
+                <w:color w:val="1B2320"/>
+                <w:sz w:val="21"/>
+                <w:szCs w:val="21"/>
+              </w:rPr>
+              <w:t xml:space="preserve">Veri &amp; veritabanı</w:t>
+            </w:r>
+          </w:p>
+        </w:tc>
+        <w:tc>
+          <w:tcPr>
+            <w:tcW w:type="dxa" w:w="5638"/>
+            <w:tcMar>
+              <w:top w:type="dxa" w:w="90"/>
+              <w:left w:type="dxa" w:w="130"/>
+              <w:bottom w:type="dxa" w:w="90"/>
+              <w:right w:type="dxa" w:w="130"/>
+            </w:tcMar>
+            <w:vAlign w:val="center"/>
+          </w:tcPr>
+          <w:p>
+            <w:pPr>
+              <w:spacing w:after="0"/>
+            </w:pPr>
+            <w:r>
+              <w:rPr>
+                <w:i/>
+                <w:iCs/>
+                <w:color w:val="5E6862"/>
+                <w:sz w:val="19"/>
+                <w:szCs w:val="19"/>
+              </w:rPr>
+              <w:t xml:space="preserve">Data &amp; database</w:t>
+            </w:r>
+          </w:p>
+        </w:tc>
+        <w:tc>
+          <w:tcPr>
+            <w:tcW w:type="dxa" w:w="1000"/>
+            <w:tcMar>
+              <w:top w:type="dxa" w:w="90"/>
+              <w:left w:type="dxa" w:w="130"/>
+              <w:bottom w:type="dxa" w:w="90"/>
+              <w:right w:type="dxa" w:w="130"/>
+            </w:tcMar>
+            <w:vAlign w:val="center"/>
+          </w:tcPr>
+          <w:p>
+            <w:pPr>
+              <w:spacing w:after="0"/>
+              <w:jc w:val="right"/>
+            </w:pPr>
+            <w:r>
+              <w:rPr>
+                <w:rFonts w:ascii="Consolas" w:cs="Consolas" w:eastAsia="Consolas" w:hAnsi="Consolas"/>
+                <w:color w:val="5E6862"/>
+                <w:sz w:val="18"/>
+                <w:szCs w:val="18"/>
+              </w:rPr>
+              <w:t xml:space="preserve">23</w:t>
+            </w:r>
+          </w:p>
+        </w:tc>
+      </w:tr>
+      <w:tr>
+        <w:tc>
+          <w:tcPr>
+            <w:tcW w:type="dxa" w:w="3000"/>
+            <w:tcMar>
+              <w:top w:type="dxa" w:w="90"/>
+              <w:left w:type="dxa" w:w="130"/>
+              <w:bottom w:type="dxa" w:w="90"/>
+              <w:right w:type="dxa" w:w="130"/>
+            </w:tcMar>
+            <w:vAlign w:val="center"/>
+          </w:tcPr>
+          <w:p>
+            <w:pPr>
+              <w:spacing w:after="0"/>
+            </w:pPr>
+            <w:r>
+              <w:rPr>
+                <w:b/>
+                <w:bCs/>
+                <w:color w:val="1B2320"/>
+                <w:sz w:val="21"/>
+                <w:szCs w:val="21"/>
+              </w:rPr>
+              <w:t xml:space="preserve">Uygulama (Java / Spring)</w:t>
+            </w:r>
+          </w:p>
+        </w:tc>
+        <w:tc>
+          <w:tcPr>
+            <w:tcW w:type="dxa" w:w="5638"/>
+            <w:tcMar>
+              <w:top w:type="dxa" w:w="90"/>
+              <w:left w:type="dxa" w:w="130"/>
+              <w:bottom w:type="dxa" w:w="90"/>
+              <w:right w:type="dxa" w:w="130"/>
+            </w:tcMar>
+            <w:vAlign w:val="center"/>
+          </w:tcPr>
+          <w:p>
+            <w:pPr>
+              <w:spacing w:after="0"/>
+            </w:pPr>
+            <w:r>
+              <w:rPr>
+                <w:i/>
+                <w:iCs/>
+                <w:color w:val="5E6862"/>
+                <w:sz w:val="19"/>
+                <w:szCs w:val="19"/>
+              </w:rPr>
+              <w:t xml:space="preserve">Application (Java / Spring)</w:t>
+            </w:r>
+          </w:p>
+        </w:tc>
+        <w:tc>
+          <w:tcPr>
+            <w:tcW w:type="dxa" w:w="1000"/>
+            <w:tcMar>
+              <w:top w:type="dxa" w:w="90"/>
+              <w:left w:type="dxa" w:w="130"/>
+              <w:bottom w:type="dxa" w:w="90"/>
+              <w:right w:type="dxa" w:w="130"/>
+            </w:tcMar>
+            <w:vAlign w:val="center"/>
+          </w:tcPr>
+          <w:p>
+            <w:pPr>
+              <w:spacing w:after="0"/>
+              <w:jc w:val="right"/>
+            </w:pPr>
+            <w:r>
+              <w:rPr>
+                <w:rFonts w:ascii="Consolas" w:cs="Consolas" w:eastAsia="Consolas" w:hAnsi="Consolas"/>
+                <w:color w:val="5E6862"/>
+                <w:sz w:val="18"/>
+                <w:szCs w:val="18"/>
+              </w:rPr>
+              <w:t xml:space="preserve">30</w:t>
+            </w:r>
+          </w:p>
+        </w:tc>
+      </w:tr>
+      <w:tr>
+        <w:tc>
+          <w:tcPr>
+            <w:tcW w:type="dxa" w:w="3000"/>
+            <w:tcMar>
+              <w:top w:type="dxa" w:w="90"/>
+              <w:left w:type="dxa" w:w="130"/>
+              <w:bottom w:type="dxa" w:w="90"/>
+              <w:right w:type="dxa" w:w="130"/>
+            </w:tcMar>
+            <w:vAlign w:val="center"/>
+          </w:tcPr>
+          <w:p>
+            <w:pPr>
+              <w:spacing w:after="0"/>
+            </w:pPr>
+            <w:r>
+              <w:rPr>
+                <w:b/>
+                <w:bCs/>
+                <w:color w:val="1B2320"/>
+                <w:sz w:val="21"/>
+                <w:szCs w:val="21"/>
+              </w:rPr>
+              <w:t xml:space="preserve">Gözlemlenebilirlik</w:t>
+            </w:r>
+          </w:p>
+        </w:tc>
+        <w:tc>
+          <w:tcPr>
+            <w:tcW w:type="dxa" w:w="5638"/>
+            <w:tcMar>
+              <w:top w:type="dxa" w:w="90"/>
+              <w:left w:type="dxa" w:w="130"/>
+              <w:bottom w:type="dxa" w:w="90"/>
+              <w:right w:type="dxa" w:w="130"/>
+            </w:tcMar>
+            <w:vAlign w:val="center"/>
+          </w:tcPr>
+          <w:p>
+            <w:pPr>
+              <w:spacing w:after="0"/>
+            </w:pPr>
+            <w:r>
+              <w:rPr>
+                <w:i/>
+                <w:iCs/>
+                <w:color w:val="5E6862"/>
+                <w:sz w:val="19"/>
+                <w:szCs w:val="19"/>
+              </w:rPr>
+              <w:t xml:space="preserve">Observability</w:t>
+            </w:r>
+          </w:p>
+        </w:tc>
+        <w:tc>
+          <w:tcPr>
+            <w:tcW w:type="dxa" w:w="1000"/>
+            <w:tcMar>
+              <w:top w:type="dxa" w:w="90"/>
+              <w:left w:type="dxa" w:w="130"/>
+              <w:bottom w:type="dxa" w:w="90"/>
+              <w:right w:type="dxa" w:w="130"/>
+            </w:tcMar>
+            <w:vAlign w:val="center"/>
+          </w:tcPr>
+          <w:p>
+            <w:pPr>
+              <w:spacing w:after="0"/>
+              <w:jc w:val="right"/>
+            </w:pPr>
+            <w:r>
+              <w:rPr>
+                <w:rFonts w:ascii="Consolas" w:cs="Consolas" w:eastAsia="Consolas" w:hAnsi="Consolas"/>
+                <w:color w:val="5E6862"/>
+                <w:sz w:val="18"/>
+                <w:szCs w:val="18"/>
+              </w:rPr>
+              <w:t xml:space="preserve">19</w:t>
+            </w:r>
+          </w:p>
+        </w:tc>
+      </w:tr>
+      <w:tr>
+        <w:tc>
+          <w:tcPr>
+            <w:tcW w:type="dxa" w:w="3000"/>
+            <w:tcMar>
+              <w:top w:type="dxa" w:w="90"/>
+              <w:left w:type="dxa" w:w="130"/>
+              <w:bottom w:type="dxa" w:w="90"/>
+              <w:right w:type="dxa" w:w="130"/>
+            </w:tcMar>
+            <w:vAlign w:val="center"/>
+          </w:tcPr>
+          <w:p>
+            <w:pPr>
+              <w:spacing w:after="0"/>
+            </w:pPr>
+            <w:r>
+              <w:rPr>
+                <w:b/>
+                <w:bCs/>
+                <w:color w:val="1B2320"/>
+                <w:sz w:val="21"/>
+                <w:szCs w:val="21"/>
+              </w:rPr>
+              <w:t xml:space="preserve">Test &amp; kalite</w:t>
+            </w:r>
+          </w:p>
+        </w:tc>
+        <w:tc>
+          <w:tcPr>
+            <w:tcW w:type="dxa" w:w="5638"/>
+            <w:tcMar>
+              <w:top w:type="dxa" w:w="90"/>
+              <w:left w:type="dxa" w:w="130"/>
+              <w:bottom w:type="dxa" w:w="90"/>
+              <w:right w:type="dxa" w:w="130"/>
+            </w:tcMar>
+            <w:vAlign w:val="center"/>
+          </w:tcPr>
+          <w:p>
+            <w:pPr>
+              <w:spacing w:after="0"/>
+            </w:pPr>
+            <w:r>
+              <w:rPr>
+                <w:i/>
+                <w:iCs/>
+                <w:color w:val="5E6862"/>
+                <w:sz w:val="19"/>
+                <w:szCs w:val="19"/>
+              </w:rPr>
+              <w:t xml:space="preserve">Testing &amp; quality</w:t>
+            </w:r>
+          </w:p>
+        </w:tc>
+        <w:tc>
+          <w:tcPr>
+            <w:tcW w:type="dxa" w:w="1000"/>
+            <w:tcMar>
+              <w:top w:type="dxa" w:w="90"/>
+              <w:left w:type="dxa" w:w="130"/>
+              <w:bottom w:type="dxa" w:w="90"/>
+              <w:right w:type="dxa" w:w="130"/>
+            </w:tcMar>
+            <w:vAlign w:val="center"/>
+          </w:tcPr>
+          <w:p>
+            <w:pPr>
+              <w:spacing w:after="0"/>
+              <w:jc w:val="right"/>
+            </w:pPr>
+            <w:r>
+              <w:rPr>
+                <w:rFonts w:ascii="Consolas" w:cs="Consolas" w:eastAsia="Consolas" w:hAnsi="Consolas"/>
+                <w:color w:val="5E6862"/>
+                <w:sz w:val="18"/>
+                <w:szCs w:val="18"/>
+              </w:rPr>
+              <w:t xml:space="preserve">22</w:t>
+            </w:r>
+          </w:p>
+        </w:tc>
+      </w:tr>
+      <w:tr>
+        <w:tc>
+          <w:tcPr>
+            <w:tcW w:type="dxa" w:w="3000"/>
+            <w:tcMar>
+              <w:top w:type="dxa" w:w="90"/>
+              <w:left w:type="dxa" w:w="130"/>
+              <w:bottom w:type="dxa" w:w="90"/>
+              <w:right w:type="dxa" w:w="130"/>
+            </w:tcMar>
+            <w:vAlign w:val="center"/>
+          </w:tcPr>
+          <w:p>
+            <w:pPr>
+              <w:spacing w:after="0"/>
+            </w:pPr>
+            <w:r>
+              <w:rPr>
+                <w:b/>
+                <w:bCs/>
+                <w:color w:val="1B2320"/>
+                <w:sz w:val="21"/>
+                <w:szCs w:val="21"/>
+              </w:rPr>
+              <w:t xml:space="preserve">Süreç, pano &amp; Git</w:t>
+            </w:r>
+          </w:p>
+        </w:tc>
+        <w:tc>
+          <w:tcPr>
+            <w:tcW w:type="dxa" w:w="5638"/>
+            <w:tcMar>
+              <w:top w:type="dxa" w:w="90"/>
+              <w:left w:type="dxa" w:w="130"/>
+              <w:bottom w:type="dxa" w:w="90"/>
+              <w:right w:type="dxa" w:w="130"/>
+            </w:tcMar>
+            <w:vAlign w:val="center"/>
+          </w:tcPr>
+          <w:p>
+            <w:pPr>
+              <w:spacing w:after="0"/>
+            </w:pPr>
+            <w:r>
+              <w:rPr>
+                <w:i/>
+                <w:iCs/>
+                <w:color w:val="5E6862"/>
+                <w:sz w:val="19"/>
+                <w:szCs w:val="19"/>
+              </w:rPr>
+              <w:t xml:space="preserve">Process, board &amp; Git</w:t>
+            </w:r>
+          </w:p>
+        </w:tc>
+        <w:tc>
+          <w:tcPr>
+            <w:tcW w:type="dxa" w:w="1000"/>
+            <w:tcMar>
+              <w:top w:type="dxa" w:w="90"/>
+              <w:left w:type="dxa" w:w="130"/>
+              <w:bottom w:type="dxa" w:w="90"/>
+              <w:right w:type="dxa" w:w="130"/>
+            </w:tcMar>
+            <w:vAlign w:val="center"/>
+          </w:tcPr>
+          <w:p>
+            <w:pPr>
+              <w:spacing w:after="0"/>
+              <w:jc w:val="right"/>
+            </w:pPr>
+            <w:r>
+              <w:rPr>
+                <w:rFonts w:ascii="Consolas" w:cs="Consolas" w:eastAsia="Consolas" w:hAnsi="Consolas"/>
+                <w:color w:val="5E6862"/>
+                <w:sz w:val="18"/>
+                <w:szCs w:val="18"/>
+              </w:rPr>
+              <w:t xml:space="preserve">28</w:t>
+            </w:r>
+          </w:p>
+        </w:tc>
+      </w:tr>
+      <w:tr>
+        <w:tc>
+          <w:tcPr>
+            <w:tcW w:type="dxa" w:w="3000"/>
+            <w:tcMar>
+              <w:top w:type="dxa" w:w="90"/>
+              <w:left w:type="dxa" w:w="130"/>
+              <w:bottom w:type="dxa" w:w="90"/>
+              <w:right w:type="dxa" w:w="130"/>
+            </w:tcMar>
+            <w:vAlign w:val="center"/>
+          </w:tcPr>
+          <w:p>
+            <w:pPr>
+              <w:spacing w:after="0"/>
+            </w:pPr>
+            <w:r>
+              <w:rPr>
+                <w:b/>
+                <w:bCs/>
+                <w:color w:val="1B2320"/>
+                <w:sz w:val="21"/>
+                <w:szCs w:val="21"/>
+              </w:rPr>
+              <w:t xml:space="preserve">Bu projeye özel</w:t>
+            </w:r>
+          </w:p>
+        </w:tc>
+        <w:tc>
+          <w:tcPr>
+            <w:tcW w:type="dxa" w:w="5638"/>
+            <w:tcMar>
+              <w:top w:type="dxa" w:w="90"/>
+              <w:left w:type="dxa" w:w="130"/>
+              <w:bottom w:type="dxa" w:w="90"/>
+              <w:right w:type="dxa" w:w="130"/>
+            </w:tcMar>
+            <w:vAlign w:val="center"/>
+          </w:tcPr>
+          <w:p>
+            <w:pPr>
+              <w:spacing w:after="0"/>
+            </w:pPr>
+            <w:r>
+              <w:rPr>
+                <w:i/>
+                <w:iCs/>
+                <w:color w:val="5E6862"/>
+                <w:sz w:val="19"/>
+                <w:szCs w:val="19"/>
+              </w:rPr>
+              <w:t xml:space="preserve">Specific to this project</w:t>
+            </w:r>
+          </w:p>
+        </w:tc>
+        <w:tc>
+          <w:tcPr>
+            <w:tcW w:type="dxa" w:w="1000"/>
+            <w:tcMar>
+              <w:top w:type="dxa" w:w="90"/>
+              <w:left w:type="dxa" w:w="130"/>
+              <w:bottom w:type="dxa" w:w="90"/>
+              <w:right w:type="dxa" w:w="130"/>
+            </w:tcMar>
+            <w:vAlign w:val="center"/>
+          </w:tcPr>
+          <w:p>
+            <w:pPr>
+              <w:spacing w:after="0"/>
+              <w:jc w:val="right"/>
+            </w:pPr>
+            <w:r>
+              <w:rPr>
+                <w:rFonts w:ascii="Consolas" w:cs="Consolas" w:eastAsia="Consolas" w:hAnsi="Consolas"/>
+                <w:color w:val="5E6862"/>
+                <w:sz w:val="18"/>
+                <w:szCs w:val="18"/>
+              </w:rPr>
+              <w:t xml:space="preserve">24</w:t>
+            </w:r>
+          </w:p>
+        </w:tc>
+      </w:tr>
+      <w:tr>
+        <w:tc>
+          <w:tcPr>
+            <w:tcW w:type="dxa" w:w="3000"/>
+            <w:tcMar>
+              <w:top w:type="dxa" w:w="90"/>
+              <w:left w:type="dxa" w:w="130"/>
+              <w:bottom w:type="dxa" w:w="90"/>
+              <w:right w:type="dxa" w:w="130"/>
+            </w:tcMar>
+            <w:vAlign w:val="center"/>
+          </w:tcPr>
+          <w:p>
+            <w:pPr>
+              <w:spacing w:after="0"/>
+            </w:pPr>
+            <w:r>
+              <w:rPr>
+                <w:b/>
+                <w:bCs/>
+                <w:color w:val="1B2320"/>
+                <w:sz w:val="21"/>
+                <w:szCs w:val="21"/>
+              </w:rPr>
+              <w:t xml:space="preserve">Pano kartları</w:t>
+            </w:r>
+          </w:p>
+        </w:tc>
+        <w:tc>
+          <w:tcPr>
+            <w:tcW w:type="dxa" w:w="5638"/>
+            <w:tcMar>
+              <w:top w:type="dxa" w:w="90"/>
+              <w:left w:type="dxa" w:w="130"/>
+              <w:bottom w:type="dxa" w:w="90"/>
+              <w:right w:type="dxa" w:w="130"/>
+            </w:tcMar>
+            <w:vAlign w:val="center"/>
+          </w:tcPr>
+          <w:p>
+            <w:pPr>
+              <w:spacing w:after="0"/>
+            </w:pPr>
+            <w:r>
+              <w:rPr>
+                <w:i/>
+                <w:iCs/>
+                <w:color w:val="5E6862"/>
+                <w:sz w:val="19"/>
+                <w:szCs w:val="19"/>
+              </w:rPr>
+              <w:t xml:space="preserve">Board items — every card on project #5</w:t>
+            </w:r>
+          </w:p>
+        </w:tc>
+        <w:tc>
+          <w:tcPr>
+            <w:tcW w:type="dxa" w:w="1000"/>
+            <w:tcMar>
+              <w:top w:type="dxa" w:w="90"/>
+              <w:left w:type="dxa" w:w="130"/>
+              <w:bottom w:type="dxa" w:w="90"/>
+              <w:right w:type="dxa" w:w="130"/>
+            </w:tcMar>
+            <w:vAlign w:val="center"/>
+          </w:tcPr>
+          <w:p>
+            <w:pPr>
+              <w:spacing w:after="0"/>
+              <w:jc w:val="right"/>
+            </w:pPr>
+            <w:r>
+              <w:rPr>
+                <w:rFonts w:ascii="Consolas" w:cs="Consolas" w:eastAsia="Consolas" w:hAnsi="Consolas"/>
+                <w:color w:val="0F6B54"/>
+                <w:sz w:val="18"/>
+                <w:szCs w:val="18"/>
+              </w:rPr>
+              <w:t xml:space="preserve">71</w:t>
+            </w:r>
+          </w:p>
+        </w:tc>
+      </w:tr>
+    </w:tbl>
+    <w:p>
+      <w:pPr>
+        <w:spacing w:before="220"/>
+      </w:pPr>
+      <w:r>
+        <w:rPr>
+          <w:i/>
+          <w:iCs/>
+          <w:color w:val="5E6862"/>
           <w:sz w:val="18"/>
           <w:szCs w:val="18"/>
         </w:rPr>
-        <w:t xml:space="preserve">Word'de alanları güncellemek için: Ctrl+A, sonra F9. / To fill this in: Ctrl+A, then F9.</w:t>
-      </w:r>
-    </w:p>
-    <w:sdt>
-      <w:sdtPr>
-        <w:alias w:val="İçindekiler"/>
-      </w:sdtPr>
-      <w:sdtContent>
-        <w:p>
-          <w:r>
-            <w:fldChar w:fldCharType="begin" w:dirty="true"/>
-            <w:instrText xml:space="preserve">TOC \h \o "1-2"</w:instrText>
-            <w:fldChar w:fldCharType="separate"/>
-          </w:r>
-        </w:p>
-        <w:p>
-          <w:r>
-            <w:fldChar w:fldCharType="end"/>
-          </w:r>
-        </w:p>
-      </w:sdtContent>
-    </w:sdt>
+        <w:t xml:space="preserve">Aramak için Ctrl+F. Bölümler arasında atlamak için Word'de Görünüm &gt; Gezinti Bölmesi (View &gt; Navigation Pane) — her terim orada başlık olarak listelenir.</w:t>
+      </w:r>
+    </w:p>
     <w:p>
       <w:r>
         <w:br w:type="page"/>
@@ -15251,7 +16426,7 @@
         </w:rPr>
         <w:t xml:space="preserve">  ·  </w:t>
       </w:r>
-      <w:hyperlink w:history="1" r:id="rIdatjbs7b-l-zd7cqmv1bcv">
+      <w:hyperlink w:history="1" r:id="rId59idbwiu7zuiwyuin_dpa">
         <w:r>
           <w:rPr>
             <w:color w:val="0B4E3D"/>
@@ -15333,7 +16508,7 @@
         </w:rPr>
         <w:t xml:space="preserve">  ·  </w:t>
       </w:r>
-      <w:hyperlink w:history="1" r:id="rIdnx-noc2pqb_xyrs4ykzsk">
+      <w:hyperlink w:history="1" r:id="rId2ag3mvgjp5rgrgcarxnzz">
         <w:r>
           <w:rPr>
             <w:color w:val="0B4E3D"/>
@@ -15415,7 +16590,7 @@
         </w:rPr>
         <w:t xml:space="preserve">  ·  </w:t>
       </w:r>
-      <w:hyperlink w:history="1" r:id="rId2hbgahdtbqqkytnb3lzvo">
+      <w:hyperlink w:history="1" r:id="rIdldmjdjbdihigibvun4d7t">
         <w:r>
           <w:rPr>
             <w:color w:val="0B4E3D"/>
@@ -15497,7 +16672,7 @@
         </w:rPr>
         <w:t xml:space="preserve">  ·  </w:t>
       </w:r>
-      <w:hyperlink w:history="1" r:id="rIdnb6l_ns_or20nqqeee-9i">
+      <w:hyperlink w:history="1" r:id="rIdd1kgscl8407ou_lpcdhxd">
         <w:r>
           <w:rPr>
             <w:color w:val="0B4E3D"/>
@@ -15579,7 +16754,7 @@
         </w:rPr>
         <w:t xml:space="preserve">  ·  </w:t>
       </w:r>
-      <w:hyperlink w:history="1" r:id="rIdzmxoajobmg6gmd7-tcjqo">
+      <w:hyperlink w:history="1" r:id="rId9qyxc74kkv5mgjptx3zv3">
         <w:r>
           <w:rPr>
             <w:color w:val="0B4E3D"/>
@@ -15661,7 +16836,7 @@
         </w:rPr>
         <w:t xml:space="preserve">  ·  </w:t>
       </w:r>
-      <w:hyperlink w:history="1" r:id="rIdpfgstcbm-xjznminyqv46">
+      <w:hyperlink w:history="1" r:id="rIdh5qkxt7t0snkpppbvxbol">
         <w:r>
           <w:rPr>
             <w:color w:val="0B4E3D"/>
@@ -15764,7 +16939,7 @@
         </w:rPr>
         <w:t xml:space="preserve">  ·  </w:t>
       </w:r>
-      <w:hyperlink w:history="1" r:id="rIdjrti0vw-9lxnjnfijgptw">
+      <w:hyperlink w:history="1" r:id="rId3xqweqmoni2usdxmhmv7h">
         <w:r>
           <w:rPr>
             <w:color w:val="0B4E3D"/>
@@ -15846,7 +17021,7 @@
         </w:rPr>
         <w:t xml:space="preserve">  ·  </w:t>
       </w:r>
-      <w:hyperlink w:history="1" r:id="rIdrypq00wmrtwkvrzkr7zpe">
+      <w:hyperlink w:history="1" r:id="rId0abwhzwijvxjk-pqypmkg">
         <w:r>
           <w:rPr>
             <w:color w:val="0B4E3D"/>
@@ -15928,7 +17103,7 @@
         </w:rPr>
         <w:t xml:space="preserve">  ·  </w:t>
       </w:r>
-      <w:hyperlink w:history="1" r:id="rIdwyd8ueqhaxxw1a_ao9elv">
+      <w:hyperlink w:history="1" r:id="rIds4xmnc8nqgzrqlirf9b9q">
         <w:r>
           <w:rPr>
             <w:color w:val="0B4E3D"/>
@@ -16010,7 +17185,7 @@
         </w:rPr>
         <w:t xml:space="preserve">  ·  </w:t>
       </w:r>
-      <w:hyperlink w:history="1" r:id="rIdgiaz8fgzdsjzmbaj2nd7n">
+      <w:hyperlink w:history="1" r:id="rId2mwdm5obbodtbhcs1f1at">
         <w:r>
           <w:rPr>
             <w:color w:val="0B4E3D"/>
@@ -16092,7 +17267,7 @@
         </w:rPr>
         <w:t xml:space="preserve">  ·  </w:t>
       </w:r>
-      <w:hyperlink w:history="1" r:id="rIdp_capforna1a8bubg_rbq">
+      <w:hyperlink w:history="1" r:id="rIdepzaf4lhndh_giviftn9i">
         <w:r>
           <w:rPr>
             <w:color w:val="0B4E3D"/>
@@ -16174,7 +17349,7 @@
         </w:rPr>
         <w:t xml:space="preserve">  ·  </w:t>
       </w:r>
-      <w:hyperlink w:history="1" r:id="rIds8k2p-2m8tz6autgebwy6">
+      <w:hyperlink w:history="1" r:id="rIdgiqpcy-xo-ovwjb0sqja_">
         <w:r>
           <w:rPr>
             <w:color w:val="0B4E3D"/>
@@ -16256,7 +17431,7 @@
         </w:rPr>
         <w:t xml:space="preserve">  ·  </w:t>
       </w:r>
-      <w:hyperlink w:history="1" r:id="rIdkjaqkkgaql7j5_kal8kbz">
+      <w:hyperlink w:history="1" r:id="rIdgjd1v7gm8mn79w4pq3gfl">
         <w:r>
           <w:rPr>
             <w:color w:val="0B4E3D"/>
@@ -16338,7 +17513,7 @@
         </w:rPr>
         <w:t xml:space="preserve">  ·  </w:t>
       </w:r>
-      <w:hyperlink w:history="1" r:id="rIdlap8cawb8x2qkbkplef54">
+      <w:hyperlink w:history="1" r:id="rIdoqwuwntjlj1pnfuosbge5">
         <w:r>
           <w:rPr>
             <w:color w:val="0B4E3D"/>
@@ -16404,7 +17579,7 @@
         </w:rPr>
         <w:t xml:space="preserve">  ·  </w:t>
       </w:r>
-      <w:hyperlink w:history="1" r:id="rIdc2goynqhyz_cnwrgjk8-v">
+      <w:hyperlink w:history="1" r:id="rIdoitr2qw2yloufdhur7ljx">
         <w:r>
           <w:rPr>
             <w:color w:val="0B4E3D"/>
@@ -16470,7 +17645,7 @@
         </w:rPr>
         <w:t xml:space="preserve">  ·  </w:t>
       </w:r>
-      <w:hyperlink w:history="1" r:id="rId-lkyvnjnpwb_h5e4bxcun">
+      <w:hyperlink w:history="1" r:id="rIdgqcxrmttn1ma2nam7en5h">
         <w:r>
           <w:rPr>
             <w:color w:val="0B4E3D"/>
@@ -16536,7 +17711,7 @@
         </w:rPr>
         <w:t xml:space="preserve">  ·  </w:t>
       </w:r>
-      <w:hyperlink w:history="1" r:id="rIds3zzys7z1nc_1jxcb0g_-">
+      <w:hyperlink w:history="1" r:id="rIdqfztea3cldd41gkr1pgel">
         <w:r>
           <w:rPr>
             <w:color w:val="0B4E3D"/>
@@ -16602,7 +17777,7 @@
         </w:rPr>
         <w:t xml:space="preserve">  ·  </w:t>
       </w:r>
-      <w:hyperlink w:history="1" r:id="rId4k9farusllhmsegpsiwbk">
+      <w:hyperlink w:history="1" r:id="rIdsngsr24dds3vxrmh6qg8f">
         <w:r>
           <w:rPr>
             <w:color w:val="0B4E3D"/>
@@ -16705,7 +17880,7 @@
         </w:rPr>
         <w:t xml:space="preserve">  ·  </w:t>
       </w:r>
-      <w:hyperlink w:history="1" r:id="rIdp2v86bhcuyknlwcp7nsmx">
+      <w:hyperlink w:history="1" r:id="rIdtjhu6er-hc1wqyi8rf-s6">
         <w:r>
           <w:rPr>
             <w:color w:val="0B4E3D"/>
@@ -16787,7 +17962,7 @@
         </w:rPr>
         <w:t xml:space="preserve">  ·  </w:t>
       </w:r>
-      <w:hyperlink w:history="1" r:id="rIdlusi0rhqznga7bloztwr5">
+      <w:hyperlink w:history="1" r:id="rIdmvx5t7ju27hc-xj_neuws">
         <w:r>
           <w:rPr>
             <w:color w:val="0B4E3D"/>
@@ -16869,7 +18044,7 @@
         </w:rPr>
         <w:t xml:space="preserve">  ·  </w:t>
       </w:r>
-      <w:hyperlink w:history="1" r:id="rIdn-tvspcsme_exkrqbw9y3">
+      <w:hyperlink w:history="1" r:id="rIdo0mlad1bovgixmxqgim5t">
         <w:r>
           <w:rPr>
             <w:color w:val="0B4E3D"/>
@@ -16951,7 +18126,7 @@
         </w:rPr>
         <w:t xml:space="preserve">  ·  </w:t>
       </w:r>
-      <w:hyperlink w:history="1" r:id="rIdn_bzri6h9dlip8wh1har5">
+      <w:hyperlink w:history="1" r:id="rIdkxv1wfuhs8mxzi8iz-kj7">
         <w:r>
           <w:rPr>
             <w:color w:val="0B4E3D"/>
@@ -17033,7 +18208,7 @@
         </w:rPr>
         <w:t xml:space="preserve">  ·  </w:t>
       </w:r>
-      <w:hyperlink w:history="1" r:id="rIdhpexvgcdtdqhbt0zhkdgd">
+      <w:hyperlink w:history="1" r:id="rId9-xxw_rd-uo45foexrpqu">
         <w:r>
           <w:rPr>
             <w:color w:val="0B4E3D"/>
@@ -17115,7 +18290,7 @@
         </w:rPr>
         <w:t xml:space="preserve">  ·  </w:t>
       </w:r>
-      <w:hyperlink w:history="1" r:id="rIdqnwwcmy6ioxmsr6dj4rwh">
+      <w:hyperlink w:history="1" r:id="rIdagpgnkymbhs7e6grjnoxz">
         <w:r>
           <w:rPr>
             <w:color w:val="0B4E3D"/>
@@ -17197,7 +18372,7 @@
         </w:rPr>
         <w:t xml:space="preserve">  ·  </w:t>
       </w:r>
-      <w:hyperlink w:history="1" r:id="rId8urfexpmrmxhv15bi7jb0">
+      <w:hyperlink w:history="1" r:id="rIdwnpbjm7vid40qz9ynk55b">
         <w:r>
           <w:rPr>
             <w:color w:val="0B4E3D"/>
@@ -17279,7 +18454,7 @@
         </w:rPr>
         <w:t xml:space="preserve">  ·  </w:t>
       </w:r>
-      <w:hyperlink w:history="1" r:id="rIdwrtlthqtkwoxmop9uq1nz">
+      <w:hyperlink w:history="1" r:id="rIdws7hhxxqjjefumgalbcsx">
         <w:r>
           <w:rPr>
             <w:color w:val="0B4E3D"/>
@@ -17361,7 +18536,7 @@
         </w:rPr>
         <w:t xml:space="preserve">  ·  </w:t>
       </w:r>
-      <w:hyperlink w:history="1" r:id="rIdro55o0bynyvweb2hwpuvm">
+      <w:hyperlink w:history="1" r:id="rId_2j1xryspkt0tyiy3i080">
         <w:r>
           <w:rPr>
             <w:color w:val="0B4E3D"/>
@@ -17427,7 +18602,7 @@
         </w:rPr>
         <w:t xml:space="preserve">  ·  </w:t>
       </w:r>
-      <w:hyperlink w:history="1" r:id="rIdo5_yp5dinbd444jfuer-r">
+      <w:hyperlink w:history="1" r:id="rIdocrobymtsfvbvychmhuvz">
         <w:r>
           <w:rPr>
             <w:color w:val="0B4E3D"/>
@@ -17493,7 +18668,7 @@
         </w:rPr>
         <w:t xml:space="preserve">  ·  </w:t>
       </w:r>
-      <w:hyperlink w:history="1" r:id="rIdxpug5xh3_zodmro6x8sfn">
+      <w:hyperlink w:history="1" r:id="rIdg8iynft7_bsoz35w7rz3q">
         <w:r>
           <w:rPr>
             <w:color w:val="0B4E3D"/>
@@ -17596,7 +18771,7 @@
         </w:rPr>
         <w:t xml:space="preserve">  ·  </w:t>
       </w:r>
-      <w:hyperlink w:history="1" r:id="rIdo7xxv8tttmcpcz9qnvjaz">
+      <w:hyperlink w:history="1" r:id="rIdb6d1k-pj3mzqvxz2zyxl6">
         <w:r>
           <w:rPr>
             <w:color w:val="0B4E3D"/>
@@ -17678,7 +18853,7 @@
         </w:rPr>
         <w:t xml:space="preserve">  ·  </w:t>
       </w:r>
-      <w:hyperlink w:history="1" r:id="rIdge8tci-qy3t08oqqvwyg4">
+      <w:hyperlink w:history="1" r:id="rId2wf25b6bezhru_k5gwhwn">
         <w:r>
           <w:rPr>
             <w:color w:val="0B4E3D"/>
@@ -17760,7 +18935,7 @@
         </w:rPr>
         <w:t xml:space="preserve">  ·  </w:t>
       </w:r>
-      <w:hyperlink w:history="1" r:id="rIdt7uiz4hi9alglhszznymx">
+      <w:hyperlink w:history="1" r:id="rIdpgyj_zvzfzmj6bapz1ffa">
         <w:r>
           <w:rPr>
             <w:color w:val="0B4E3D"/>
@@ -17842,7 +19017,7 @@
         </w:rPr>
         <w:t xml:space="preserve">  ·  </w:t>
       </w:r>
-      <w:hyperlink w:history="1" r:id="rIdkgn5lxgfkmnl5hoybuzje">
+      <w:hyperlink w:history="1" r:id="rIdhboywpdxn1rkatba8v-ld">
         <w:r>
           <w:rPr>
             <w:color w:val="0B4E3D"/>
@@ -17924,7 +19099,7 @@
         </w:rPr>
         <w:t xml:space="preserve">  ·  </w:t>
       </w:r>
-      <w:hyperlink w:history="1" r:id="rIdvsaffdbj2zyscmlkcmntp">
+      <w:hyperlink w:history="1" r:id="rIdlcoozhgkflevtutnfvh6l">
         <w:r>
           <w:rPr>
             <w:color w:val="0B4E3D"/>
@@ -18006,7 +19181,7 @@
         </w:rPr>
         <w:t xml:space="preserve">  ·  </w:t>
       </w:r>
-      <w:hyperlink w:history="1" r:id="rIddb7pdmhdssrl5qlf2t8hi">
+      <w:hyperlink w:history="1" r:id="rIdktti7kw5-orjr6wj7f-jy">
         <w:r>
           <w:rPr>
             <w:color w:val="0B4E3D"/>
@@ -18088,7 +19263,7 @@
         </w:rPr>
         <w:t xml:space="preserve">  ·  </w:t>
       </w:r>
-      <w:hyperlink w:history="1" r:id="rIdqj1tdlufij8xmgqnuhxkf">
+      <w:hyperlink w:history="1" r:id="rId7r8xaoejesz1btrl62esx">
         <w:r>
           <w:rPr>
             <w:color w:val="0B4E3D"/>
@@ -18170,7 +19345,7 @@
         </w:rPr>
         <w:t xml:space="preserve">  ·  </w:t>
       </w:r>
-      <w:hyperlink w:history="1" r:id="rIdgbmlffxsbobsbexizyu2e">
+      <w:hyperlink w:history="1" r:id="rIdgwdmb2yyoengfb7kqlrlo">
         <w:r>
           <w:rPr>
             <w:color w:val="0B4E3D"/>
@@ -18252,7 +19427,7 @@
         </w:rPr>
         <w:t xml:space="preserve">  ·  </w:t>
       </w:r>
-      <w:hyperlink w:history="1" r:id="rIdixk0zm0kxxydb8jgqhjmp">
+      <w:hyperlink w:history="1" r:id="rIdgyr75n54fqxubtzkv7gg0">
         <w:r>
           <w:rPr>
             <w:color w:val="0B4E3D"/>
@@ -18334,7 +19509,7 @@
         </w:rPr>
         <w:t xml:space="preserve">  ·  </w:t>
       </w:r>
-      <w:hyperlink w:history="1" r:id="rIdomago5rpvosjc6uhlewkz">
+      <w:hyperlink w:history="1" r:id="rIdz6ci7eq_t4f1n-atpro8c">
         <w:r>
           <w:rPr>
             <w:color w:val="0B4E3D"/>
@@ -18416,7 +19591,7 @@
         </w:rPr>
         <w:t xml:space="preserve">  ·  </w:t>
       </w:r>
-      <w:hyperlink w:history="1" r:id="rIdfp3m8jbtll2pdzgro_exu">
+      <w:hyperlink w:history="1" r:id="rIdhmyguqtv9yj_kqdni_ngk">
         <w:r>
           <w:rPr>
             <w:color w:val="0B4E3D"/>
@@ -18482,7 +19657,7 @@
         </w:rPr>
         <w:t xml:space="preserve">  ·  </w:t>
       </w:r>
-      <w:hyperlink w:history="1" r:id="rIdsyxiqwc5tcd9gu1llbzgg">
+      <w:hyperlink w:history="1" r:id="rIdqlc5grz9citm1myjz4e3m">
         <w:r>
           <w:rPr>
             <w:color w:val="0B4E3D"/>
@@ -18585,7 +19760,7 @@
         </w:rPr>
         <w:t xml:space="preserve">  ·  </w:t>
       </w:r>
-      <w:hyperlink w:history="1" r:id="rIdnjgpgjafyf76fxwpl2cy3">
+      <w:hyperlink w:history="1" r:id="rId_mz_xffw_fll7lteqcblq">
         <w:r>
           <w:rPr>
             <w:color w:val="0B4E3D"/>
@@ -18667,7 +19842,7 @@
         </w:rPr>
         <w:t xml:space="preserve">  ·  </w:t>
       </w:r>
-      <w:hyperlink w:history="1" r:id="rIderg9ssiidzchjnp5yuny-">
+      <w:hyperlink w:history="1" r:id="rIdbua4npn8n07pueatw8twg">
         <w:r>
           <w:rPr>
             <w:color w:val="0B4E3D"/>
@@ -18749,7 +19924,7 @@
         </w:rPr>
         <w:t xml:space="preserve">  ·  </w:t>
       </w:r>
-      <w:hyperlink w:history="1" r:id="rIdjq8nmonnxoy2li-bgg69j">
+      <w:hyperlink w:history="1" r:id="rIdiungu9cgww-avckz_n646">
         <w:r>
           <w:rPr>
             <w:color w:val="0B4E3D"/>
@@ -18831,7 +20006,7 @@
         </w:rPr>
         <w:t xml:space="preserve">  ·  </w:t>
       </w:r>
-      <w:hyperlink w:history="1" r:id="rId3xcwsmq0itae2fvptty7y">
+      <w:hyperlink w:history="1" r:id="rId2wzd2qxomlwifsviwgwpr">
         <w:r>
           <w:rPr>
             <w:color w:val="0B4E3D"/>
@@ -18913,7 +20088,7 @@
         </w:rPr>
         <w:t xml:space="preserve">  ·  </w:t>
       </w:r>
-      <w:hyperlink w:history="1" r:id="rIdd50_z90ncbpqo1ysqh7oh">
+      <w:hyperlink w:history="1" r:id="rIdhsjopj8oh0u8c41y_dlju">
         <w:r>
           <w:rPr>
             <w:color w:val="0B4E3D"/>
@@ -19016,7 +20191,7 @@
         </w:rPr>
         <w:t xml:space="preserve">  ·  </w:t>
       </w:r>
-      <w:hyperlink w:history="1" r:id="rIdnp6i7vp7snvl_6sodbiip">
+      <w:hyperlink w:history="1" r:id="rIdebaqdqmdlf9r1ngwkhr0s">
         <w:r>
           <w:rPr>
             <w:color w:val="0B4E3D"/>
@@ -19098,7 +20273,7 @@
         </w:rPr>
         <w:t xml:space="preserve">  ·  </w:t>
       </w:r>
-      <w:hyperlink w:history="1" r:id="rIdf_dktn7b2qf5oyl0p8_o-">
+      <w:hyperlink w:history="1" r:id="rIdlgrqgpncvhm1layv6ghpz">
         <w:r>
           <w:rPr>
             <w:color w:val="0B4E3D"/>
@@ -19180,7 +20355,7 @@
         </w:rPr>
         <w:t xml:space="preserve">  ·  </w:t>
       </w:r>
-      <w:hyperlink w:history="1" r:id="rIdu-qj9boc8glmgtxymdoin">
+      <w:hyperlink w:history="1" r:id="rIdiavf-w4froy6hetcbp_vu">
         <w:r>
           <w:rPr>
             <w:color w:val="0B4E3D"/>
@@ -19262,7 +20437,7 @@
         </w:rPr>
         <w:t xml:space="preserve">  ·  </w:t>
       </w:r>
-      <w:hyperlink w:history="1" r:id="rIdf3r_bj58ivoe821kw4l84">
+      <w:hyperlink w:history="1" r:id="rIdcvoe_2ccornr7-pyibxcr">
         <w:r>
           <w:rPr>
             <w:color w:val="0B4E3D"/>
@@ -19344,7 +20519,7 @@
         </w:rPr>
         <w:t xml:space="preserve">  ·  </w:t>
       </w:r>
-      <w:hyperlink w:history="1" r:id="rIdnebdaxwdruwhymr7nkecy">
+      <w:hyperlink w:history="1" r:id="rId-ercvgpfclfbi4ynkbqkt">
         <w:r>
           <w:rPr>
             <w:color w:val="0B4E3D"/>
@@ -19426,7 +20601,7 @@
         </w:rPr>
         <w:t xml:space="preserve">  ·  </w:t>
       </w:r>
-      <w:hyperlink w:history="1" r:id="rIdhyeojdnhvmob4c3aeypzv">
+      <w:hyperlink w:history="1" r:id="rIdkwevybfob2iso66j7os7p">
         <w:r>
           <w:rPr>
             <w:color w:val="0B4E3D"/>
@@ -19508,7 +20683,7 @@
         </w:rPr>
         <w:t xml:space="preserve">  ·  </w:t>
       </w:r>
-      <w:hyperlink w:history="1" r:id="rIds8yenqcappzvw8pgadcvs">
+      <w:hyperlink w:history="1" r:id="rIdvzhtc30icmdp83vsvftep">
         <w:r>
           <w:rPr>
             <w:color w:val="0B4E3D"/>
@@ -19590,7 +20765,7 @@
         </w:rPr>
         <w:t xml:space="preserve">  ·  </w:t>
       </w:r>
-      <w:hyperlink w:history="1" r:id="rId_mhb0dqmxeg7modbs3pg5">
+      <w:hyperlink w:history="1" r:id="rIdrtnvqljpixgatvagemnrf">
         <w:r>
           <w:rPr>
             <w:color w:val="0B4E3D"/>
@@ -19693,7 +20868,7 @@
         </w:rPr>
         <w:t xml:space="preserve">  ·  </w:t>
       </w:r>
-      <w:hyperlink w:history="1" r:id="rIdim1ry6_-xj2eegp7qineu">
+      <w:hyperlink w:history="1" r:id="rIdk3wgottacftb9semyvyvw">
         <w:r>
           <w:rPr>
             <w:color w:val="0B4E3D"/>
@@ -19775,7 +20950,7 @@
         </w:rPr>
         <w:t xml:space="preserve">  ·  </w:t>
       </w:r>
-      <w:hyperlink w:history="1" r:id="rIdx14bveacndilnqionwovv">
+      <w:hyperlink w:history="1" r:id="rIdal9druwnwxknugk8kylq0">
         <w:r>
           <w:rPr>
             <w:color w:val="0B4E3D"/>
@@ -19857,7 +21032,7 @@
         </w:rPr>
         <w:t xml:space="preserve">  ·  </w:t>
       </w:r>
-      <w:hyperlink w:history="1" r:id="rId1tzids30iobc3ziaqb4ar">
+      <w:hyperlink w:history="1" r:id="rIdcqbebft8g4a9ndomivpsx">
         <w:r>
           <w:rPr>
             <w:color w:val="0B4E3D"/>
@@ -19939,7 +21114,7 @@
         </w:rPr>
         <w:t xml:space="preserve">  ·  </w:t>
       </w:r>
-      <w:hyperlink w:history="1" r:id="rIdshlezeaimq2wpodafrcnx">
+      <w:hyperlink w:history="1" r:id="rId8hys8mjh2o06h5g0iirke">
         <w:r>
           <w:rPr>
             <w:color w:val="0B4E3D"/>
@@ -20021,7 +21196,7 @@
         </w:rPr>
         <w:t xml:space="preserve">  ·  </w:t>
       </w:r>
-      <w:hyperlink w:history="1" r:id="rId3t8uxfy3rzpi-9vj3abcf">
+      <w:hyperlink w:history="1" r:id="rIdsfvfu4ds23rrpd5hi6swb">
         <w:r>
           <w:rPr>
             <w:color w:val="0B4E3D"/>
@@ -20124,7 +21299,7 @@
         </w:rPr>
         <w:t xml:space="preserve">  ·  </w:t>
       </w:r>
-      <w:hyperlink w:history="1" r:id="rIdt8t034fddligf8n00q88e">
+      <w:hyperlink w:history="1" r:id="rIdqwbxpj1xcxhkwyzx5edbe">
         <w:r>
           <w:rPr>
             <w:color w:val="0B4E3D"/>
@@ -20206,7 +21381,7 @@
         </w:rPr>
         <w:t xml:space="preserve">  ·  </w:t>
       </w:r>
-      <w:hyperlink w:history="1" r:id="rIdtqckgjemnp2to2ptko72r">
+      <w:hyperlink w:history="1" r:id="rIdzrycg9ca7k7du9-lf3x3b">
         <w:r>
           <w:rPr>
             <w:color w:val="0B4E3D"/>
@@ -20288,7 +21463,7 @@
         </w:rPr>
         <w:t xml:space="preserve">  ·  </w:t>
       </w:r>
-      <w:hyperlink w:history="1" r:id="rIdnxc6xtam7g0abbs39jr9i">
+      <w:hyperlink w:history="1" r:id="rId3ticgo2gqsrq5dxthbagy">
         <w:r>
           <w:rPr>
             <w:color w:val="0B4E3D"/>
@@ -20370,7 +21545,7 @@
         </w:rPr>
         <w:t xml:space="preserve">  ·  </w:t>
       </w:r>
-      <w:hyperlink w:history="1" r:id="rIdktduzmvsnr1kt3azfhqx7">
+      <w:hyperlink w:history="1" r:id="rIdmo1l1uvzid9nosysaqjg5">
         <w:r>
           <w:rPr>
             <w:color w:val="0B4E3D"/>
@@ -20452,7 +21627,7 @@
         </w:rPr>
         <w:t xml:space="preserve">  ·  </w:t>
       </w:r>
-      <w:hyperlink w:history="1" r:id="rId_bqa9lixsqzqwdruny4od">
+      <w:hyperlink w:history="1" r:id="rIdnyk7pmuantttuhkxifozg">
         <w:r>
           <w:rPr>
             <w:color w:val="0B4E3D"/>
@@ -20534,7 +21709,7 @@
         </w:rPr>
         <w:t xml:space="preserve">  ·  </w:t>
       </w:r>
-      <w:hyperlink w:history="1" r:id="rId83diqrme9owix_uekscne">
+      <w:hyperlink w:history="1" r:id="rIdsskxvruc9gcsuh8jwqxvp">
         <w:r>
           <w:rPr>
             <w:color w:val="0B4E3D"/>
@@ -20600,7 +21775,7 @@
         </w:rPr>
         <w:t xml:space="preserve">  ·  </w:t>
       </w:r>
-      <w:hyperlink w:history="1" r:id="rIdqmfrx6mj0o9akjsnkwn8w">
+      <w:hyperlink w:history="1" r:id="rIdf_l4qdegsugfetgnkphi2">
         <w:r>
           <w:rPr>
             <w:color w:val="0B4E3D"/>
@@ -20703,7 +21878,7 @@
         </w:rPr>
         <w:t xml:space="preserve">  ·  </w:t>
       </w:r>
-      <w:hyperlink w:history="1" r:id="rIdymppge1tw_ifm0u57v-br">
+      <w:hyperlink w:history="1" r:id="rIdz_pjrxjguafxto1jcd1yg">
         <w:r>
           <w:rPr>
             <w:color w:val="0B4E3D"/>
@@ -20785,7 +21960,7 @@
         </w:rPr>
         <w:t xml:space="preserve">  ·  </w:t>
       </w:r>
-      <w:hyperlink w:history="1" r:id="rIdaozirxohjlka-npcsxp6g">
+      <w:hyperlink w:history="1" r:id="rId9jpbe3orgxrwgxvzm8evd">
         <w:r>
           <w:rPr>
             <w:color w:val="0B4E3D"/>
@@ -20867,7 +22042,7 @@
         </w:rPr>
         <w:t xml:space="preserve">  ·  </w:t>
       </w:r>
-      <w:hyperlink w:history="1" r:id="rIdj8l-uudizbaz6uezowb3a">
+      <w:hyperlink w:history="1" r:id="rIdhrjmbomrrwoqhj-f0efyh">
         <w:r>
           <w:rPr>
             <w:color w:val="0B4E3D"/>
@@ -20949,7 +22124,7 @@
         </w:rPr>
         <w:t xml:space="preserve">  ·  </w:t>
       </w:r>
-      <w:hyperlink w:history="1" r:id="rIdgcl3ad1k_jchikv_rkgbs">
+      <w:hyperlink w:history="1" r:id="rIdiycx0jyptf38nmwg7pev7">
         <w:r>
           <w:rPr>
             <w:color w:val="0B4E3D"/>
@@ -21031,7 +22206,7 @@
         </w:rPr>
         <w:t xml:space="preserve">  ·  </w:t>
       </w:r>
-      <w:hyperlink w:history="1" r:id="rId2wgtx_z6gempuemd4w5rx">
+      <w:hyperlink w:history="1" r:id="rIdwcxoskhpwstqjc2czqu1a">
         <w:r>
           <w:rPr>
             <w:color w:val="0B4E3D"/>
@@ -21061,10 +22236,13 @@
     </w:p>
     <w:sectPr>
       <w:headerReference w:type="default" r:id="rId7"/>
-      <w:footerReference w:type="default" r:id="rId8"/>
+      <w:headerReference w:type="first" r:id="rId8"/>
+      <w:footerReference w:type="default" r:id="rId9"/>
+      <w:footerReference w:type="first" r:id="rId10"/>
       <w:pgSz w:w="11906" w:h="16838" w:orient="portrait"/>
       <w:pgMar w:top="1134" w:right="1134" w:bottom="1134" w:left="1134" w:header="680" w:footer="680" w:gutter="0"/>
       <w:pgNumType/>
+      <w:titlePg/>
       <w:docGrid w:linePitch="360"/>
     </w:sectPr>
   </w:body>
@@ -21143,6 +22321,16 @@
 </w:ftr>
 </file>
 
+<file path=word/footer2.xml><?xml version="1.0" encoding="utf-8"?>
+<w:ftr xmlns:wpc="http://schemas.microsoft.com/office/word/2010/wordprocessingCanvas" xmlns:mc="http://schemas.openxmlformats.org/markup-compatibility/2006" xmlns:o="urn:schemas-microsoft-com:office:office" xmlns:r="http://schemas.openxmlformats.org/officeDocument/2006/relationships" xmlns:m="http://schemas.openxmlformats.org/officeDocument/2006/math" xmlns:v="urn:schemas-microsoft-com:vml" xmlns:wp14="http://schemas.microsoft.com/office/word/2010/wordprocessingDrawing" xmlns:wp="http://schemas.openxmlformats.org/drawingml/2006/wordprocessingDrawing" xmlns:w10="urn:schemas-microsoft-com:office:word" xmlns:w="http://schemas.openxmlformats.org/wordprocessingml/2006/main" xmlns:w14="http://schemas.microsoft.com/office/word/2010/wordml" xmlns:w15="http://schemas.microsoft.com/office/word/2012/wordml" xmlns:wpg="http://schemas.microsoft.com/office/word/2010/wordprocessingGroup" xmlns:wpi="http://schemas.microsoft.com/office/word/2010/wordprocessingInk" xmlns:wne="http://schemas.microsoft.com/office/word/2006/wordml" xmlns:wps="http://schemas.microsoft.com/office/word/2010/wordprocessingShape">
+  <w:p>
+    <w:pPr>
+      <w:spacing w:after="0"/>
+    </w:pPr>
+  </w:p>
+</w:ftr>
+</file>
+
 <file path=word/footnotes.xml><?xml version="1.0" encoding="utf-8"?>
 <w:footnotes xmlns:wpc="http://schemas.microsoft.com/office/word/2010/wordprocessingCanvas" xmlns:mc="http://schemas.openxmlformats.org/markup-compatibility/2006" xmlns:o="urn:schemas-microsoft-com:office:office" xmlns:r="http://schemas.openxmlformats.org/officeDocument/2006/relationships" xmlns:m="http://schemas.openxmlformats.org/officeDocument/2006/math" xmlns:v="urn:schemas-microsoft-com:vml" xmlns:wp14="http://schemas.microsoft.com/office/word/2010/wordprocessingDrawing" xmlns:wp="http://schemas.openxmlformats.org/drawingml/2006/wordprocessingDrawing" xmlns:w10="urn:schemas-microsoft-com:office:word" xmlns:w="http://schemas.openxmlformats.org/wordprocessingml/2006/main" xmlns:w14="http://schemas.microsoft.com/office/word/2010/wordml" xmlns:w15="http://schemas.microsoft.com/office/word/2012/wordml" xmlns:wpg="http://schemas.microsoft.com/office/word/2010/wordprocessingGroup" xmlns:wpi="http://schemas.microsoft.com/office/word/2010/wordprocessingInk" xmlns:wne="http://schemas.microsoft.com/office/word/2006/wordml" xmlns:wps="http://schemas.microsoft.com/office/word/2010/wordprocessingShape" mc:Ignorable="w14 w15 wp14">
   <w:footnote w:type="separator" w:id="-1">
@@ -21199,6 +22387,16 @@
       </w:rPr>
       <w:t xml:space="preserve">XenOpsBase Sözlük · Glossary</w:t>
     </w:r>
+  </w:p>
+</w:hdr>
+</file>
+
+<file path=word/header2.xml><?xml version="1.0" encoding="utf-8"?>
+<w:hdr xmlns:wpc="http://schemas.microsoft.com/office/word/2010/wordprocessingCanvas" xmlns:mc="http://schemas.openxmlformats.org/markup-compatibility/2006" xmlns:o="urn:schemas-microsoft-com:office:office" xmlns:r="http://schemas.openxmlformats.org/officeDocument/2006/relationships" xmlns:m="http://schemas.openxmlformats.org/officeDocument/2006/math" xmlns:v="urn:schemas-microsoft-com:vml" xmlns:wp14="http://schemas.microsoft.com/office/word/2010/wordprocessingDrawing" xmlns:wp="http://schemas.openxmlformats.org/drawingml/2006/wordprocessingDrawing" xmlns:w10="urn:schemas-microsoft-com:office:word" xmlns:w="http://schemas.openxmlformats.org/wordprocessingml/2006/main" xmlns:w14="http://schemas.microsoft.com/office/word/2010/wordml" xmlns:w15="http://schemas.microsoft.com/office/word/2012/wordml" xmlns:wpg="http://schemas.microsoft.com/office/word/2010/wordprocessingGroup" xmlns:wpi="http://schemas.microsoft.com/office/word/2010/wordprocessingInk" xmlns:wne="http://schemas.microsoft.com/office/word/2006/wordml" xmlns:wps="http://schemas.microsoft.com/office/word/2010/wordprocessingShape" xmlns:cx="http://schemas.microsoft.com/office/drawing/2014/chartex" xmlns:cx1="http://schemas.microsoft.com/office/drawing/2015/9/8/chartex" xmlns:cx2="http://schemas.microsoft.com/office/drawing/2015/10/21/chartex" xmlns:cx3="http://schemas.microsoft.com/office/drawing/2016/5/9/chartex" xmlns:cx4="http://schemas.microsoft.com/office/drawing/2016/5/10/chartex" xmlns:cx5="http://schemas.microsoft.com/office/drawing/2016/5/11/chartex" xmlns:cx6="http://schemas.microsoft.com/office/drawing/2016/5/12/chartex" xmlns:cx7="http://schemas.microsoft.com/office/drawing/2016/5/13/chartex" xmlns:cx8="http://schemas.microsoft.com/office/drawing/2016/5/14/chartex" xmlns:w16cid="http://schemas.microsoft.com/office/word/2016/wordml/cid" xmlns:w16se="http://schemas.microsoft.com/office/word/2015/wordml/symex">
+  <w:p>
+    <w:pPr>
+      <w:spacing w:after="0"/>
+    </w:pPr>
   </w:p>
 </w:hdr>
 </file>
